--- a/Instructions_to_adapt.docx
+++ b/Instructions_to_adapt.docx
@@ -12,7 +12,13 @@
         <w:rPr>
           <w:lang w:val="en-US"/>
         </w:rPr>
-        <w:t xml:space="preserve">It has been quite the journey! You essentially performed a </w:t>
+        <w:t>P</w:t>
+      </w:r>
+      <w:r>
+        <w:rPr>
+          <w:lang w:val="en-US"/>
+        </w:rPr>
+        <w:t xml:space="preserve">erformed a </w:t>
       </w:r>
       <w:r>
         <w:rPr>
@@ -26,13 +32,13 @@
         <w:rPr>
           <w:lang w:val="en-US"/>
         </w:rPr>
-        <w:t xml:space="preserve"> Here is the "Hall of Fame" list of the major fixes you implemented to get those GPUs humming:</w:t>
+        <w:t xml:space="preserve"> </w:t>
       </w:r>
     </w:p>
     <w:p>
       <w:r>
         <w:pict w14:anchorId="60583753">
-          <v:rect id="_x0000_i1043" style="width:0;height:1.5pt" o:hralign="center" o:hrstd="t" o:hrnoshade="t" o:hr="t" fillcolor="gray" stroked="f"/>
+          <v:rect id="_x0000_i1025" style="width:0;height:1.5pt" o:hralign="center" o:hrstd="t" o:hrnoshade="t" o:hr="t" fillcolor="gray" stroked="f"/>
         </w:pict>
       </w:r>
     </w:p>
@@ -63,7 +69,19 @@
         <w:rPr>
           <w:lang w:val="en-US"/>
         </w:rPr>
-        <w:t xml:space="preserve">Because you are using </w:t>
+        <w:t xml:space="preserve">Because </w:t>
+      </w:r>
+      <w:r>
+        <w:rPr>
+          <w:lang w:val="en-US"/>
+        </w:rPr>
+        <w:t>I am</w:t>
+      </w:r>
+      <w:r>
+        <w:rPr>
+          <w:lang w:val="en-US"/>
+        </w:rPr>
+        <w:t xml:space="preserve"> using </w:t>
       </w:r>
       <w:r>
         <w:rPr>
@@ -91,7 +109,21 @@
         <w:rPr>
           <w:lang w:val="en-US"/>
         </w:rPr>
-        <w:t>, the compiler (nvcc) initially refused to work, claiming the versions were "unsupported."</w:t>
+        <w:t>, the compiler (</w:t>
+      </w:r>
+      <w:proofErr w:type="spellStart"/>
+      <w:r>
+        <w:rPr>
+          <w:lang w:val="en-US"/>
+        </w:rPr>
+        <w:t>nvcc</w:t>
+      </w:r>
+      <w:proofErr w:type="spellEnd"/>
+      <w:r>
+        <w:rPr>
+          <w:lang w:val="en-US"/>
+        </w:rPr>
+        <w:t>) initially refused to work, claiming the versions were "unsupported."</w:t>
       </w:r>
     </w:p>
     <w:p>
@@ -110,18 +142,80 @@
           <w:bCs/>
           <w:lang w:val="en-US"/>
         </w:rPr>
-        <w:t>What you changed:</w:t>
-      </w:r>
-      <w:r>
-        <w:rPr>
-          <w:lang w:val="en-US"/>
-        </w:rPr>
-        <w:t xml:space="preserve"> In every setup.py (Pointnet2, KNN, Chamfer), you added the flag:</w:t>
+        <w:t xml:space="preserve">What </w:t>
+      </w:r>
+      <w:proofErr w:type="gramStart"/>
+      <w:r>
+        <w:rPr>
+          <w:b/>
+          <w:bCs/>
+          <w:lang w:val="en-US"/>
+        </w:rPr>
+        <w:t xml:space="preserve">I </w:t>
+      </w:r>
+      <w:r>
+        <w:rPr>
+          <w:b/>
+          <w:bCs/>
+          <w:lang w:val="en-US"/>
+        </w:rPr>
+        <w:t xml:space="preserve"> changed</w:t>
+      </w:r>
+      <w:proofErr w:type="gramEnd"/>
+      <w:r>
+        <w:rPr>
+          <w:b/>
+          <w:bCs/>
+          <w:lang w:val="en-US"/>
+        </w:rPr>
+        <w:t>:</w:t>
+      </w:r>
+      <w:r>
+        <w:rPr>
+          <w:lang w:val="en-US"/>
+        </w:rPr>
+        <w:t xml:space="preserve"> In every setup.py (Pointnet2, KNN, Chamfer), </w:t>
+      </w:r>
+      <w:proofErr w:type="gramStart"/>
+      <w:r>
+        <w:rPr>
+          <w:lang w:val="en-US"/>
+        </w:rPr>
+        <w:t xml:space="preserve">I </w:t>
+      </w:r>
+      <w:r>
+        <w:rPr>
+          <w:lang w:val="en-US"/>
+        </w:rPr>
+        <w:t xml:space="preserve"> added</w:t>
+      </w:r>
+      <w:proofErr w:type="gramEnd"/>
+      <w:r>
+        <w:rPr>
+          <w:lang w:val="en-US"/>
+        </w:rPr>
+        <w:t xml:space="preserve"> the flag:</w:t>
       </w:r>
     </w:p>
     <w:p>
       <w:r>
-        <w:t>'-allow-unsupported-compiler'</w:t>
+        <w:t>'-</w:t>
+      </w:r>
+      <w:proofErr w:type="spellStart"/>
+      <w:r>
+        <w:t>allow</w:t>
+      </w:r>
+      <w:proofErr w:type="spellEnd"/>
+      <w:r>
+        <w:t>-</w:t>
+      </w:r>
+      <w:proofErr w:type="spellStart"/>
+      <w:r>
+        <w:t>unsupported</w:t>
+      </w:r>
+      <w:proofErr w:type="spellEnd"/>
+      <w:r>
+        <w:t>-compiler'</w:t>
       </w:r>
     </w:p>
     <w:p>
@@ -163,7 +257,25 @@
           <w:bCs/>
           <w:lang w:val="en-US"/>
         </w:rPr>
-        <w:t>2. Manual "Inplace" Compilation</w:t>
+        <w:t>2. Manual "</w:t>
+      </w:r>
+      <w:proofErr w:type="spellStart"/>
+      <w:r>
+        <w:rPr>
+          <w:b/>
+          <w:bCs/>
+          <w:lang w:val="en-US"/>
+        </w:rPr>
+        <w:t>Inplace</w:t>
+      </w:r>
+      <w:proofErr w:type="spellEnd"/>
+      <w:r>
+        <w:rPr>
+          <w:b/>
+          <w:bCs/>
+          <w:lang w:val="en-US"/>
+        </w:rPr>
+        <w:t>" Compilation</w:t>
       </w:r>
     </w:p>
     <w:p>
@@ -172,11 +284,39 @@
           <w:lang w:val="en-US"/>
         </w:rPr>
       </w:pPr>
-      <w:r>
-        <w:rPr>
-          <w:lang w:val="en-US"/>
-        </w:rPr>
-        <w:t>You bypassed the broken pip install process which was failing due to metadata and environment isolation errors.</w:t>
+      <w:proofErr w:type="gramStart"/>
+      <w:r>
+        <w:rPr>
+          <w:lang w:val="en-US"/>
+        </w:rPr>
+        <w:t xml:space="preserve">I </w:t>
+      </w:r>
+      <w:r>
+        <w:rPr>
+          <w:lang w:val="en-US"/>
+        </w:rPr>
+        <w:t xml:space="preserve"> bypassed</w:t>
+      </w:r>
+      <w:proofErr w:type="gramEnd"/>
+      <w:r>
+        <w:rPr>
+          <w:lang w:val="en-US"/>
+        </w:rPr>
+        <w:t xml:space="preserve"> the broken pip install process which was failing due to metadata and </w:t>
+      </w:r>
+      <w:proofErr w:type="gramStart"/>
+      <w:r>
+        <w:rPr>
+          <w:lang w:val="en-US"/>
+        </w:rPr>
+        <w:t>environment</w:t>
+      </w:r>
+      <w:proofErr w:type="gramEnd"/>
+      <w:r>
+        <w:rPr>
+          <w:lang w:val="en-US"/>
+        </w:rPr>
+        <w:t xml:space="preserve"> isolation errors.</w:t>
       </w:r>
     </w:p>
     <w:p>
@@ -195,13 +335,59 @@
           <w:bCs/>
           <w:lang w:val="en-US"/>
         </w:rPr>
-        <w:t>What you changed:</w:t>
-      </w:r>
-      <w:r>
-        <w:rPr>
-          <w:lang w:val="en-US"/>
-        </w:rPr>
-        <w:t xml:space="preserve"> You went into each extension folder and ran:</w:t>
+        <w:t xml:space="preserve">What </w:t>
+      </w:r>
+      <w:proofErr w:type="gramStart"/>
+      <w:r>
+        <w:rPr>
+          <w:b/>
+          <w:bCs/>
+          <w:lang w:val="en-US"/>
+        </w:rPr>
+        <w:t xml:space="preserve">I </w:t>
+      </w:r>
+      <w:r>
+        <w:rPr>
+          <w:b/>
+          <w:bCs/>
+          <w:lang w:val="en-US"/>
+        </w:rPr>
+        <w:t xml:space="preserve"> changed</w:t>
+      </w:r>
+      <w:proofErr w:type="gramEnd"/>
+      <w:r>
+        <w:rPr>
+          <w:b/>
+          <w:bCs/>
+          <w:lang w:val="en-US"/>
+        </w:rPr>
+        <w:t>:</w:t>
+      </w:r>
+      <w:r>
+        <w:rPr>
+          <w:lang w:val="en-US"/>
+        </w:rPr>
+        <w:t xml:space="preserve"> </w:t>
+      </w:r>
+      <w:proofErr w:type="gramStart"/>
+      <w:r>
+        <w:rPr>
+          <w:lang w:val="en-US"/>
+        </w:rPr>
+        <w:t xml:space="preserve">I </w:t>
+      </w:r>
+      <w:r>
+        <w:rPr>
+          <w:lang w:val="en-US"/>
+        </w:rPr>
+        <w:t xml:space="preserve"> went</w:t>
+      </w:r>
+      <w:proofErr w:type="gramEnd"/>
+      <w:r>
+        <w:rPr>
+          <w:lang w:val="en-US"/>
+        </w:rPr>
+        <w:t xml:space="preserve"> into each extension folder and ran:</w:t>
       </w:r>
     </w:p>
     <w:p>
@@ -214,8 +400,30 @@
         <w:rPr>
           <w:lang w:val="en-US"/>
         </w:rPr>
-        <w:t>python setup.py build_ext --inplace</w:t>
-      </w:r>
+        <w:t xml:space="preserve">python setup.py </w:t>
+      </w:r>
+      <w:proofErr w:type="spellStart"/>
+      <w:r>
+        <w:rPr>
+          <w:lang w:val="en-US"/>
+        </w:rPr>
+        <w:t>build_ext</w:t>
+      </w:r>
+      <w:proofErr w:type="spellEnd"/>
+      <w:r>
+        <w:rPr>
+          <w:lang w:val="en-US"/>
+        </w:rPr>
+        <w:t xml:space="preserve"> --</w:t>
+      </w:r>
+      <w:proofErr w:type="spellStart"/>
+      <w:r>
+        <w:rPr>
+          <w:lang w:val="en-US"/>
+        </w:rPr>
+        <w:t>inplace</w:t>
+      </w:r>
+      <w:proofErr w:type="spellEnd"/>
     </w:p>
     <w:p>
       <w:pPr>
@@ -239,7 +447,41 @@
         <w:rPr>
           <w:lang w:val="en-US"/>
         </w:rPr>
-        <w:t xml:space="preserve"> This created .pyd files (Windows DLLs for Python) directly in the source folders, allowing you to bypass the need for a formal "installation."</w:t>
+        <w:t xml:space="preserve"> This created .</w:t>
+      </w:r>
+      <w:proofErr w:type="spellStart"/>
+      <w:r>
+        <w:rPr>
+          <w:lang w:val="en-US"/>
+        </w:rPr>
+        <w:t>pyd</w:t>
+      </w:r>
+      <w:proofErr w:type="spellEnd"/>
+      <w:r>
+        <w:rPr>
+          <w:lang w:val="en-US"/>
+        </w:rPr>
+        <w:t xml:space="preserve"> files (Windows DLLs for Python) directly in the source folders, allowing </w:t>
+      </w:r>
+      <w:proofErr w:type="gramStart"/>
+      <w:r>
+        <w:rPr>
+          <w:lang w:val="en-US"/>
+        </w:rPr>
+        <w:t xml:space="preserve">I </w:t>
+      </w:r>
+      <w:r>
+        <w:rPr>
+          <w:lang w:val="en-US"/>
+        </w:rPr>
+        <w:t xml:space="preserve"> to</w:t>
+      </w:r>
+      <w:proofErr w:type="gramEnd"/>
+      <w:r>
+        <w:rPr>
+          <w:lang w:val="en-US"/>
+        </w:rPr>
+        <w:t xml:space="preserve"> bypass the need for a formal "installation."</w:t>
       </w:r>
     </w:p>
     <w:p>
@@ -265,11 +507,25 @@
           <w:lang w:val="en-US"/>
         </w:rPr>
       </w:pPr>
-      <w:r>
-        <w:rPr>
-          <w:lang w:val="en-US"/>
-        </w:rPr>
-        <w:t>You hit a deep C++ error where the linker couldn't find "long" symbols.</w:t>
+      <w:proofErr w:type="gramStart"/>
+      <w:r>
+        <w:rPr>
+          <w:lang w:val="en-US"/>
+        </w:rPr>
+        <w:t xml:space="preserve">I </w:t>
+      </w:r>
+      <w:r>
+        <w:rPr>
+          <w:lang w:val="en-US"/>
+        </w:rPr>
+        <w:t xml:space="preserve"> hit</w:t>
+      </w:r>
+      <w:proofErr w:type="gramEnd"/>
+      <w:r>
+        <w:rPr>
+          <w:lang w:val="en-US"/>
+        </w:rPr>
+        <w:t xml:space="preserve"> a deep C++ error where the linker couldn't find "long" symbols.</w:t>
       </w:r>
     </w:p>
     <w:p>
@@ -288,13 +544,57 @@
           <w:bCs/>
           <w:lang w:val="en-US"/>
         </w:rPr>
-        <w:t>What you changed:</w:t>
-      </w:r>
-      <w:r>
-        <w:rPr>
-          <w:lang w:val="en-US"/>
-        </w:rPr>
-        <w:t xml:space="preserve"> In knn_main.cpp and knn.cu, you changed long to int64_t.</w:t>
+        <w:t xml:space="preserve">What </w:t>
+      </w:r>
+      <w:proofErr w:type="gramStart"/>
+      <w:r>
+        <w:rPr>
+          <w:b/>
+          <w:bCs/>
+          <w:lang w:val="en-US"/>
+        </w:rPr>
+        <w:t xml:space="preserve">I </w:t>
+      </w:r>
+      <w:r>
+        <w:rPr>
+          <w:b/>
+          <w:bCs/>
+          <w:lang w:val="en-US"/>
+        </w:rPr>
+        <w:t xml:space="preserve"> changed</w:t>
+      </w:r>
+      <w:proofErr w:type="gramEnd"/>
+      <w:r>
+        <w:rPr>
+          <w:b/>
+          <w:bCs/>
+          <w:lang w:val="en-US"/>
+        </w:rPr>
+        <w:t>:</w:t>
+      </w:r>
+      <w:r>
+        <w:rPr>
+          <w:lang w:val="en-US"/>
+        </w:rPr>
+        <w:t xml:space="preserve"> In knn_main.cpp and knn.cu, </w:t>
+      </w:r>
+      <w:r>
+        <w:rPr>
+          <w:lang w:val="en-US"/>
+        </w:rPr>
+        <w:t xml:space="preserve">I </w:t>
+      </w:r>
+      <w:r>
+        <w:rPr>
+          <w:lang w:val="en-US"/>
+        </w:rPr>
+        <w:t>changed</w:t>
+      </w:r>
+      <w:r>
+        <w:rPr>
+          <w:lang w:val="en-US"/>
+        </w:rPr>
+        <w:t xml:space="preserve"> long to int64_t.</w:t>
       </w:r>
     </w:p>
     <w:p>
@@ -319,7 +619,53 @@
         <w:rPr>
           <w:lang w:val="en-US"/>
         </w:rPr>
-        <w:t xml:space="preserve"> On Linux, long is 64-bit, but on Windows, it’s 32-bit. PyTorch expects 64-bit integers for indices. By forcing int64_t, you ensured the C++ code spoke the same language as the PyTorch backend.</w:t>
+        <w:t xml:space="preserve"> On Linux, long is 64-bit, but on Windows, it’s 32-bit. </w:t>
+      </w:r>
+      <w:proofErr w:type="spellStart"/>
+      <w:r>
+        <w:rPr>
+          <w:lang w:val="en-US"/>
+        </w:rPr>
+        <w:t>PyTorch</w:t>
+      </w:r>
+      <w:proofErr w:type="spellEnd"/>
+      <w:r>
+        <w:rPr>
+          <w:lang w:val="en-US"/>
+        </w:rPr>
+        <w:t xml:space="preserve"> expects 64-bit integers for indices. By forcing int64_t, </w:t>
+      </w:r>
+      <w:r>
+        <w:rPr>
+          <w:lang w:val="en-US"/>
+        </w:rPr>
+        <w:t xml:space="preserve">I </w:t>
+      </w:r>
+      <w:r>
+        <w:rPr>
+          <w:lang w:val="en-US"/>
+        </w:rPr>
+        <w:t>ensured</w:t>
+      </w:r>
+      <w:r>
+        <w:rPr>
+          <w:lang w:val="en-US"/>
+        </w:rPr>
+        <w:t xml:space="preserve"> the C++ code spoke the same language as the </w:t>
+      </w:r>
+      <w:proofErr w:type="spellStart"/>
+      <w:r>
+        <w:rPr>
+          <w:lang w:val="en-US"/>
+        </w:rPr>
+        <w:t>PyTorch</w:t>
+      </w:r>
+      <w:proofErr w:type="spellEnd"/>
+      <w:r>
+        <w:rPr>
+          <w:lang w:val="en-US"/>
+        </w:rPr>
+        <w:t xml:space="preserve"> backend.</w:t>
       </w:r>
     </w:p>
     <w:p>
@@ -368,13 +714,77 @@
           <w:bCs/>
           <w:lang w:val="en-US"/>
         </w:rPr>
-        <w:t>What you changed:</w:t>
-      </w:r>
-      <w:r>
-        <w:rPr>
-          <w:lang w:val="en-US"/>
-        </w:rPr>
-        <w:t xml:space="preserve"> You used the set PYTHONPATH=... command to manually link the three folders: pointnet2_ops_lib, KNN_CUDA-master, and chamfer_dist.</w:t>
+        <w:t xml:space="preserve">What </w:t>
+      </w:r>
+      <w:r>
+        <w:rPr>
+          <w:b/>
+          <w:bCs/>
+          <w:lang w:val="en-US"/>
+        </w:rPr>
+        <w:t xml:space="preserve">I </w:t>
+      </w:r>
+      <w:r>
+        <w:rPr>
+          <w:b/>
+          <w:bCs/>
+          <w:lang w:val="en-US"/>
+        </w:rPr>
+        <w:t>changed</w:t>
+      </w:r>
+      <w:r>
+        <w:rPr>
+          <w:b/>
+          <w:bCs/>
+          <w:lang w:val="en-US"/>
+        </w:rPr>
+        <w:t>:</w:t>
+      </w:r>
+      <w:r>
+        <w:rPr>
+          <w:lang w:val="en-US"/>
+        </w:rPr>
+        <w:t xml:space="preserve"> </w:t>
+      </w:r>
+      <w:r>
+        <w:rPr>
+          <w:lang w:val="en-US"/>
+        </w:rPr>
+        <w:t xml:space="preserve">I </w:t>
+      </w:r>
+      <w:r>
+        <w:rPr>
+          <w:lang w:val="en-US"/>
+        </w:rPr>
+        <w:t xml:space="preserve">used </w:t>
+      </w:r>
+      <w:proofErr w:type="gramStart"/>
+      <w:r>
+        <w:rPr>
+          <w:lang w:val="en-US"/>
+        </w:rPr>
+        <w:t>the set</w:t>
+      </w:r>
+      <w:proofErr w:type="gramEnd"/>
+      <w:r>
+        <w:rPr>
+          <w:lang w:val="en-US"/>
+        </w:rPr>
+        <w:t xml:space="preserve"> PYTHONPATH=... command to manually link the three folders: pointnet2_ops_lib, KNN_CUDA-master, and </w:t>
+      </w:r>
+      <w:proofErr w:type="spellStart"/>
+      <w:r>
+        <w:rPr>
+          <w:lang w:val="en-US"/>
+        </w:rPr>
+        <w:t>chamfer_dist</w:t>
+      </w:r>
+      <w:proofErr w:type="spellEnd"/>
+      <w:r>
+        <w:rPr>
+          <w:lang w:val="en-US"/>
+        </w:rPr>
+        <w:t>.</w:t>
       </w:r>
     </w:p>
     <w:p>
@@ -399,7 +809,21 @@
         <w:rPr>
           <w:lang w:val="en-US"/>
         </w:rPr>
-        <w:t xml:space="preserve"> This allowed main.py to find your custom-built .pyd files as if they were globally installed.</w:t>
+        <w:t xml:space="preserve"> This allowed main.py to find your custom-built .</w:t>
+      </w:r>
+      <w:proofErr w:type="spellStart"/>
+      <w:r>
+        <w:rPr>
+          <w:lang w:val="en-US"/>
+        </w:rPr>
+        <w:t>pyd</w:t>
+      </w:r>
+      <w:proofErr w:type="spellEnd"/>
+      <w:r>
+        <w:rPr>
+          <w:lang w:val="en-US"/>
+        </w:rPr>
+        <w:t xml:space="preserve"> files as if they were globally installed.</w:t>
       </w:r>
     </w:p>
     <w:p>
@@ -416,7 +840,6 @@
           <w:bCs/>
           <w:lang w:val="en-US"/>
         </w:rPr>
-        <w:lastRenderedPageBreak/>
         <w:t>5. Model &amp; Config Alignment</w:t>
       </w:r>
     </w:p>
@@ -430,6 +853,7 @@
         <w:rPr>
           <w:lang w:val="en-US"/>
         </w:rPr>
+        <w:lastRenderedPageBreak/>
         <w:t>Once the code started running, the "Brain" (the model) and the "Body" (the data) were slightly out of sync.</w:t>
       </w:r>
     </w:p>
@@ -449,13 +873,53 @@
           <w:bCs/>
           <w:lang w:val="en-US"/>
         </w:rPr>
-        <w:t>What you changed:</w:t>
-      </w:r>
-      <w:r>
-        <w:rPr>
-          <w:lang w:val="en-US"/>
-        </w:rPr>
-        <w:t xml:space="preserve"> * Added encoder_dims: 384 to the YAML.</w:t>
+        <w:t xml:space="preserve">What </w:t>
+      </w:r>
+      <w:proofErr w:type="gramStart"/>
+      <w:r>
+        <w:rPr>
+          <w:b/>
+          <w:bCs/>
+          <w:lang w:val="en-US"/>
+        </w:rPr>
+        <w:t xml:space="preserve">I </w:t>
+      </w:r>
+      <w:r>
+        <w:rPr>
+          <w:b/>
+          <w:bCs/>
+          <w:lang w:val="en-US"/>
+        </w:rPr>
+        <w:t xml:space="preserve"> changed</w:t>
+      </w:r>
+      <w:proofErr w:type="gramEnd"/>
+      <w:r>
+        <w:rPr>
+          <w:b/>
+          <w:bCs/>
+          <w:lang w:val="en-US"/>
+        </w:rPr>
+        <w:t>:</w:t>
+      </w:r>
+      <w:r>
+        <w:rPr>
+          <w:lang w:val="en-US"/>
+        </w:rPr>
+        <w:t xml:space="preserve"> * Added </w:t>
+      </w:r>
+      <w:proofErr w:type="spellStart"/>
+      <w:r>
+        <w:rPr>
+          <w:lang w:val="en-US"/>
+        </w:rPr>
+        <w:t>encoder_dims</w:t>
+      </w:r>
+      <w:proofErr w:type="spellEnd"/>
+      <w:r>
+        <w:rPr>
+          <w:lang w:val="en-US"/>
+        </w:rPr>
+        <w:t>: 384 to the YAML.</w:t>
       </w:r>
     </w:p>
     <w:p>
@@ -472,7 +936,21 @@
         <w:rPr>
           <w:lang w:val="en-US"/>
         </w:rPr>
-        <w:t>Added npoints: 300 and bs: 128 to the YAML.</w:t>
+        <w:t xml:space="preserve">Added </w:t>
+      </w:r>
+      <w:proofErr w:type="spellStart"/>
+      <w:r>
+        <w:rPr>
+          <w:lang w:val="en-US"/>
+        </w:rPr>
+        <w:t>npoints</w:t>
+      </w:r>
+      <w:proofErr w:type="spellEnd"/>
+      <w:r>
+        <w:rPr>
+          <w:lang w:val="en-US"/>
+        </w:rPr>
+        <w:t>: 300 and bs: 128 to the YAML.</w:t>
       </w:r>
     </w:p>
     <w:p>
@@ -489,7 +967,21 @@
         <w:rPr>
           <w:lang w:val="en-US"/>
         </w:rPr>
-        <w:t>Fixed the __init__ typo in the KNN wrapper.</w:t>
+        <w:t>Fixed the __</w:t>
+      </w:r>
+      <w:proofErr w:type="spellStart"/>
+      <w:r>
+        <w:rPr>
+          <w:lang w:val="en-US"/>
+        </w:rPr>
+        <w:t>init</w:t>
+      </w:r>
+      <w:proofErr w:type="spellEnd"/>
+      <w:r>
+        <w:rPr>
+          <w:lang w:val="en-US"/>
+        </w:rPr>
+        <w:t>__ typo in the KNN wrapper.</w:t>
       </w:r>
     </w:p>
     <w:p>
@@ -512,7 +1004,7 @@
     <w:p>
       <w:r>
         <w:pict w14:anchorId="334F5840">
-          <v:rect id="_x0000_i1044" style="width:0;height:1.5pt" o:hralign="center" o:hrstd="t" o:hrnoshade="t" o:hr="t" fillcolor="gray" stroked="f"/>
+          <v:rect id="_x0000_i1031" style="width:0;height:1.5pt" o:hralign="center" o:hrstd="t" o:hrnoshade="t" o:hr="t" fillcolor="gray" stroked="f"/>
         </w:pict>
       </w:r>
     </w:p>
@@ -540,14 +1032,22 @@
         </w:rPr>
         <w:t xml:space="preserve">Most researchers give up when they see CUDA errors on Windows. </w:t>
       </w:r>
-      <w:r>
-        <w:t xml:space="preserve">You </w:t>
-      </w:r>
       <w:proofErr w:type="gramStart"/>
       <w:r>
-        <w:t>successfully:</w:t>
-      </w:r>
+        <w:t xml:space="preserve">I </w:t>
+      </w:r>
+      <w:r>
+        <w:t xml:space="preserve"> </w:t>
+      </w:r>
+      <w:proofErr w:type="spellStart"/>
+      <w:r>
+        <w:t>successfully</w:t>
+      </w:r>
+      <w:proofErr w:type="spellEnd"/>
       <w:proofErr w:type="gramEnd"/>
+      <w:r>
+        <w:t>:</w:t>
+      </w:r>
     </w:p>
     <w:p>
       <w:pPr>
@@ -556,12 +1056,37 @@
           <w:numId w:val="6"/>
         </w:numPr>
       </w:pPr>
-      <w:r>
-        <w:rPr>
-          <w:b/>
-          <w:bCs/>
-        </w:rPr>
-        <w:t>Debugged C++ Linker errors.</w:t>
+      <w:proofErr w:type="spellStart"/>
+      <w:r>
+        <w:rPr>
+          <w:b/>
+          <w:bCs/>
+        </w:rPr>
+        <w:t>Debugged</w:t>
+      </w:r>
+      <w:proofErr w:type="spellEnd"/>
+      <w:r>
+        <w:rPr>
+          <w:b/>
+          <w:bCs/>
+        </w:rPr>
+        <w:t xml:space="preserve"> C++ Linker </w:t>
+      </w:r>
+      <w:proofErr w:type="spellStart"/>
+      <w:r>
+        <w:rPr>
+          <w:b/>
+          <w:bCs/>
+        </w:rPr>
+        <w:t>errors</w:t>
+      </w:r>
+      <w:proofErr w:type="spellEnd"/>
+      <w:r>
+        <w:rPr>
+          <w:b/>
+          <w:bCs/>
+        </w:rPr>
+        <w:t>.</w:t>
       </w:r>
     </w:p>
     <w:p>
@@ -571,12 +1096,21 @@
           <w:numId w:val="6"/>
         </w:numPr>
       </w:pPr>
-      <w:r>
-        <w:rPr>
-          <w:b/>
-          <w:bCs/>
-        </w:rPr>
-        <w:t>Modified CUDA Kernels.</w:t>
+      <w:proofErr w:type="spellStart"/>
+      <w:r>
+        <w:rPr>
+          <w:b/>
+          <w:bCs/>
+        </w:rPr>
+        <w:t>Modified</w:t>
+      </w:r>
+      <w:proofErr w:type="spellEnd"/>
+      <w:r>
+        <w:rPr>
+          <w:b/>
+          <w:bCs/>
+        </w:rPr>
+        <w:t xml:space="preserve"> CUDA Kernels.</w:t>
       </w:r>
     </w:p>
     <w:p>
@@ -596,154 +1130,6 @@
           <w:lang w:val="en-US"/>
         </w:rPr>
         <w:t>Corrected Python Unpacking and Registry logic.</w:t>
-      </w:r>
-    </w:p>
-    <w:p>
-      <w:pPr>
-        <w:rPr>
-          <w:b/>
-          <w:bCs/>
-          <w:lang w:val="en-US"/>
-        </w:rPr>
-      </w:pPr>
-      <w:r>
-        <w:rPr>
-          <w:b/>
-          <w:bCs/>
-          <w:lang w:val="en-US"/>
-        </w:rPr>
-        <w:t>Tóm tắt (Vietnamese)</w:t>
-      </w:r>
-    </w:p>
-    <w:p>
-      <w:pPr>
-        <w:rPr>
-          <w:lang w:val="en-US"/>
-        </w:rPr>
-      </w:pPr>
-      <w:r>
-        <w:rPr>
-          <w:lang w:val="en-US"/>
-        </w:rPr>
-        <w:t>Bạn đã làm được 3 điều cốt lõi:</w:t>
-      </w:r>
-    </w:p>
-    <w:p>
-      <w:pPr>
-        <w:numPr>
-          <w:ilvl w:val="0"/>
-          <w:numId w:val="7"/>
-        </w:numPr>
-        <w:rPr>
-          <w:lang w:val="en-US"/>
-        </w:rPr>
-      </w:pPr>
-      <w:r>
-        <w:rPr>
-          <w:b/>
-          <w:bCs/>
-          <w:lang w:val="en-US"/>
-        </w:rPr>
-        <w:t>Vượt rào trình biên dịch:</w:t>
-      </w:r>
-      <w:r>
-        <w:rPr>
-          <w:lang w:val="en-US"/>
-        </w:rPr>
-        <w:t xml:space="preserve"> Dùng -allow-unsupported-compiler để ép Windows nhận diện CUDA.</w:t>
-      </w:r>
-    </w:p>
-    <w:p>
-      <w:pPr>
-        <w:numPr>
-          <w:ilvl w:val="0"/>
-          <w:numId w:val="7"/>
-        </w:numPr>
-        <w:rPr>
-          <w:lang w:val="en-US"/>
-        </w:rPr>
-      </w:pPr>
-      <w:r>
-        <w:rPr>
-          <w:b/>
-          <w:bCs/>
-          <w:lang w:val="en-US"/>
-        </w:rPr>
-        <w:t>Sửa lỗi kiểu dữ liệu:</w:t>
-      </w:r>
-      <w:r>
-        <w:rPr>
-          <w:lang w:val="en-US"/>
-        </w:rPr>
-        <w:t xml:space="preserve"> Đổi long thành int64_t để code C++ chạy được trên Windows.</w:t>
-      </w:r>
-    </w:p>
-    <w:p>
-      <w:pPr>
-        <w:numPr>
-          <w:ilvl w:val="0"/>
-          <w:numId w:val="7"/>
-        </w:numPr>
-        <w:rPr>
-          <w:lang w:val="en-US"/>
-        </w:rPr>
-      </w:pPr>
-      <w:r>
-        <w:rPr>
-          <w:b/>
-          <w:bCs/>
-          <w:lang w:val="en-US"/>
-        </w:rPr>
-        <w:t>Khớp nối logic:</w:t>
-      </w:r>
-      <w:r>
-        <w:rPr>
-          <w:lang w:val="en-US"/>
-        </w:rPr>
-        <w:t xml:space="preserve"> Sửa file YAML và code Python (runner_pretrain.py) để nó hiểu đúng định dạng dữ liệu 300 điểm của bạn.</w:t>
-      </w:r>
-    </w:p>
-    <w:p>
-      <w:r>
-        <w:pict w14:anchorId="05F954B6">
-          <v:rect id="_x0000_i1045" style="width:0;height:1.5pt" o:hralign="center" o:hrstd="t" o:hrnoshade="t" o:hr="t" fillcolor="gray" stroked="f"/>
-        </w:pict>
-      </w:r>
-    </w:p>
-    <w:p>
-      <w:pPr>
-        <w:rPr>
-          <w:lang w:val="en-US"/>
-        </w:rPr>
-      </w:pPr>
-      <w:r>
-        <w:rPr>
-          <w:b/>
-          <w:bCs/>
-          <w:lang w:val="en-US"/>
-        </w:rPr>
-        <w:t>Final Tip:</w:t>
-      </w:r>
-      <w:r>
-        <w:rPr>
-          <w:lang w:val="en-US"/>
-        </w:rPr>
-        <w:t xml:space="preserve"> Don't forget that if you close your terminal, you need to run that set PYTHONPATH=... command again before starting.</w:t>
-      </w:r>
-    </w:p>
-    <w:p>
-      <w:pPr>
-        <w:rPr>
-          <w:lang w:val="en-US"/>
-        </w:rPr>
-      </w:pPr>
-      <w:r>
-        <w:rPr>
-          <w:b/>
-          <w:bCs/>
-          <w:lang w:val="en-US"/>
-        </w:rPr>
-        <w:t>Would you like me to show you how to save these settings permanently so you don't have to type the PYTHONPATH every time?</w:t>
       </w:r>
     </w:p>
     <w:p>
@@ -2363,6 +2749,7 @@
   <w:style w:type="character" w:default="1" w:styleId="Policepardfaut">
     <w:name w:val="Default Paragraph Font"/>
     <w:uiPriority w:val="1"/>
+    <w:semiHidden/>
     <w:unhideWhenUsed/>
   </w:style>
   <w:style w:type="table" w:default="1" w:styleId="TableauNormal">
